--- a/database_migrations/version_1/customer_module_sql.docx
+++ b/database_migrations/version_1/customer_module_sql.docx
@@ -2061,7 +2061,21 @@
           <w:sz w:val="16"/>
           <w:szCs w:val="16"/>
         </w:rPr>
-        <w:t xml:space="preserve">        ELSIF EXISTS (SELECT 1 FROM customers WHERE name = v_name AND cust_id != ID) THEN</w:t>
+        <w:t xml:space="preserve">        ELSIF EXISTS (SELECT 1 FROM </w:t>
+      </w:r>
+      <w:r>
+        <w:rPr>
+          <w:sz w:val="16"/>
+          <w:szCs w:val="16"/>
+        </w:rPr>
+        <w:t>schema_customers.</w:t>
+      </w:r>
+      <w:r>
+        <w:rPr>
+          <w:sz w:val="16"/>
+          <w:szCs w:val="16"/>
+        </w:rPr>
+        <w:t>customers WHERE name = v_name AND cust_id != ID) THEN</w:t>
       </w:r>
     </w:p>
     <w:p>
@@ -2219,7 +2233,21 @@
           <w:sz w:val="16"/>
           <w:szCs w:val="16"/>
         </w:rPr>
-        <w:t xml:space="preserve">        ELSIF EXISTS (SELECT 1 FROM customers WHERE cell_phone = v_phone AND cust_id != ID) THEN</w:t>
+        <w:t xml:space="preserve">        ELSIF EXISTS (SELECT 1 FROM </w:t>
+      </w:r>
+      <w:r>
+        <w:rPr>
+          <w:sz w:val="16"/>
+          <w:szCs w:val="16"/>
+        </w:rPr>
+        <w:t>schema_customers.</w:t>
+      </w:r>
+      <w:r>
+        <w:rPr>
+          <w:sz w:val="16"/>
+          <w:szCs w:val="16"/>
+        </w:rPr>
+        <w:t>customers WHERE cell_phone = v_phone AND cust_id != ID) THEN</w:t>
       </w:r>
     </w:p>
     <w:p>
@@ -4174,7 +4202,21 @@
           <w:szCs w:val="16"/>
         </w:rPr>
         <w:tab/>
-        <w:t>select cust_id, name,cell_phone,is_active from customers Order by name asc;</w:t>
+        <w:t xml:space="preserve">select cust_id, name,cell_phone,is_active from </w:t>
+      </w:r>
+      <w:r>
+        <w:rPr>
+          <w:sz w:val="16"/>
+          <w:szCs w:val="16"/>
+        </w:rPr>
+        <w:t>schema_customers.</w:t>
+      </w:r>
+      <w:r>
+        <w:rPr>
+          <w:sz w:val="16"/>
+          <w:szCs w:val="16"/>
+        </w:rPr>
+        <w:t>customers Order by name asc;</w:t>
       </w:r>
     </w:p>
     <w:p>
@@ -5940,13 +5982,6 @@
           <w:szCs w:val="16"/>
         </w:rPr>
       </w:pPr>
-      <w:r>
-        <w:rPr>
-          <w:sz w:val="16"/>
-          <w:szCs w:val="16"/>
-        </w:rPr>
-        <w:t xml:space="preserve">-- DECLARE </w:t>
-      </w:r>
     </w:p>
     <w:p>
       <w:pPr>
@@ -5964,6 +5999,24 @@
           <w:szCs w:val="16"/>
         </w:rPr>
         <w:lastRenderedPageBreak/>
+        <w:t xml:space="preserve">DECLARE </w:t>
+      </w:r>
+    </w:p>
+    <w:p>
+      <w:pPr>
+        <w:tabs>
+          <w:tab w:val="left" w:pos="1130"/>
+        </w:tabs>
+        <w:rPr>
+          <w:sz w:val="16"/>
+          <w:szCs w:val="16"/>
+        </w:rPr>
+      </w:pPr>
+      <w:r>
+        <w:rPr>
+          <w:sz w:val="16"/>
+          <w:szCs w:val="16"/>
+        </w:rPr>
         <w:t xml:space="preserve">   </w:t>
       </w:r>
     </w:p>
@@ -5982,62 +6035,55 @@
           <w:sz w:val="16"/>
           <w:szCs w:val="16"/>
         </w:rPr>
-        <w:t>--     TOTAL_CUST INT;</w:t>
-      </w:r>
-    </w:p>
-    <w:p>
-      <w:pPr>
-        <w:tabs>
-          <w:tab w:val="left" w:pos="1130"/>
-        </w:tabs>
-        <w:rPr>
-          <w:sz w:val="16"/>
-          <w:szCs w:val="16"/>
-        </w:rPr>
-      </w:pPr>
-      <w:r>
-        <w:rPr>
-          <w:sz w:val="16"/>
-          <w:szCs w:val="16"/>
-        </w:rPr>
-        <w:t>--     TOTAL_INACTIVE INT;</w:t>
-      </w:r>
-    </w:p>
-    <w:p>
-      <w:pPr>
-        <w:tabs>
-          <w:tab w:val="left" w:pos="1130"/>
-        </w:tabs>
-        <w:rPr>
-          <w:sz w:val="16"/>
-          <w:szCs w:val="16"/>
-        </w:rPr>
-      </w:pPr>
-      <w:r>
-        <w:rPr>
-          <w:sz w:val="16"/>
-          <w:szCs w:val="16"/>
-        </w:rPr>
-        <w:t>--     TOTAL_ACTIVE INT;</w:t>
-      </w:r>
-    </w:p>
-    <w:p>
-      <w:pPr>
-        <w:tabs>
-          <w:tab w:val="left" w:pos="1130"/>
-        </w:tabs>
-        <w:rPr>
-          <w:sz w:val="16"/>
-          <w:szCs w:val="16"/>
-        </w:rPr>
-      </w:pPr>
-      <w:r>
-        <w:rPr>
-          <w:sz w:val="16"/>
-          <w:szCs w:val="16"/>
-        </w:rPr>
-        <w:t xml:space="preserve">-- </w:t>
-      </w:r>
+        <w:t xml:space="preserve">    TOTAL_CUST INT;</w:t>
+      </w:r>
+    </w:p>
+    <w:p>
+      <w:pPr>
+        <w:tabs>
+          <w:tab w:val="left" w:pos="1130"/>
+        </w:tabs>
+        <w:rPr>
+          <w:sz w:val="16"/>
+          <w:szCs w:val="16"/>
+        </w:rPr>
+      </w:pPr>
+      <w:r>
+        <w:rPr>
+          <w:sz w:val="16"/>
+          <w:szCs w:val="16"/>
+        </w:rPr>
+        <w:t xml:space="preserve">    TOTAL_INACTIVE INT;</w:t>
+      </w:r>
+    </w:p>
+    <w:p>
+      <w:pPr>
+        <w:tabs>
+          <w:tab w:val="left" w:pos="1130"/>
+        </w:tabs>
+        <w:rPr>
+          <w:sz w:val="16"/>
+          <w:szCs w:val="16"/>
+        </w:rPr>
+      </w:pPr>
+      <w:r>
+        <w:rPr>
+          <w:sz w:val="16"/>
+          <w:szCs w:val="16"/>
+        </w:rPr>
+        <w:t xml:space="preserve">    TOTAL_ACTIVE INT;</w:t>
+      </w:r>
+    </w:p>
+    <w:p>
+      <w:pPr>
+        <w:tabs>
+          <w:tab w:val="left" w:pos="1130"/>
+        </w:tabs>
+        <w:rPr>
+          <w:sz w:val="16"/>
+          <w:szCs w:val="16"/>
+        </w:rPr>
+      </w:pPr>
       <w:r>
         <w:rPr>
           <w:sz w:val="16"/>
@@ -6062,13 +6108,6 @@
           <w:sz w:val="16"/>
           <w:szCs w:val="16"/>
         </w:rPr>
-        <w:t xml:space="preserve">-- </w:t>
-      </w:r>
-      <w:r>
-        <w:rPr>
-          <w:sz w:val="16"/>
-          <w:szCs w:val="16"/>
-        </w:rPr>
         <w:tab/>
         <w:t>AMT BIGINT;</w:t>
       </w:r>
@@ -6088,13 +6127,6 @@
           <w:sz w:val="16"/>
           <w:szCs w:val="16"/>
         </w:rPr>
-        <w:t xml:space="preserve">-- </w:t>
-      </w:r>
-      <w:r>
-        <w:rPr>
-          <w:sz w:val="16"/>
-          <w:szCs w:val="16"/>
-        </w:rPr>
         <w:tab/>
         <w:t xml:space="preserve">deliveries INT; </w:t>
       </w:r>
@@ -6114,7 +6146,7 @@
           <w:sz w:val="16"/>
           <w:szCs w:val="16"/>
         </w:rPr>
-        <w:t>-- BEGIN</w:t>
+        <w:t>BEGIN</w:t>
       </w:r>
     </w:p>
     <w:p>
@@ -6150,153 +6182,157 @@
           <w:sz w:val="16"/>
           <w:szCs w:val="16"/>
         </w:rPr>
-        <w:t>--     SELECT COUNT(*) INTO TOTAL_CUST FROM schema_customers.customers;</w:t>
-      </w:r>
-    </w:p>
-    <w:p>
-      <w:pPr>
-        <w:tabs>
-          <w:tab w:val="left" w:pos="1130"/>
-        </w:tabs>
-        <w:rPr>
-          <w:sz w:val="16"/>
-          <w:szCs w:val="16"/>
-        </w:rPr>
-      </w:pPr>
-      <w:r>
-        <w:rPr>
-          <w:sz w:val="16"/>
-          <w:szCs w:val="16"/>
-        </w:rPr>
-        <w:t>--     SELECT COUNT(*) INTO TOTAL_INACTIVE FROM schema_customers.customers WHERE is_active = false;</w:t>
-      </w:r>
-    </w:p>
-    <w:p>
-      <w:pPr>
-        <w:tabs>
-          <w:tab w:val="left" w:pos="1130"/>
-        </w:tabs>
-        <w:rPr>
-          <w:sz w:val="16"/>
-          <w:szCs w:val="16"/>
-        </w:rPr>
-      </w:pPr>
-      <w:r>
-        <w:rPr>
-          <w:sz w:val="16"/>
-          <w:szCs w:val="16"/>
-        </w:rPr>
-        <w:t>--     SELECT COUNT(*) INTO TOTAL_ACTIVE FROM schema_customers.customers WHERE is_active = true;</w:t>
-      </w:r>
-    </w:p>
-    <w:p>
-      <w:pPr>
-        <w:tabs>
-          <w:tab w:val="left" w:pos="1130"/>
-        </w:tabs>
-        <w:rPr>
-          <w:sz w:val="16"/>
-          <w:szCs w:val="16"/>
-        </w:rPr>
-      </w:pPr>
-      <w:r>
-        <w:rPr>
-          <w:sz w:val="16"/>
-          <w:szCs w:val="16"/>
-        </w:rPr>
-        <w:t xml:space="preserve">-- </w:t>
-      </w:r>
-      <w:r>
-        <w:rPr>
-          <w:sz w:val="16"/>
-          <w:szCs w:val="16"/>
-        </w:rPr>
-        <w:tab/>
-        <w:t xml:space="preserve">select c.name , sum(s.price) , count(*) into customer_name,  AMT , deliveries from schema_customers.customers c join schema_sales.sales s on c.cust_id = s.cust_id  where TO_CHAR(s.created_at, 'YY-MM') = TO_CHAR(CURRENT_DATE, 'YY-MM')  group by c.cust_id order by  sum(s.price) desc limit 1;  </w:t>
-      </w:r>
-    </w:p>
-    <w:p>
-      <w:pPr>
-        <w:tabs>
-          <w:tab w:val="left" w:pos="1130"/>
-        </w:tabs>
-        <w:rPr>
-          <w:sz w:val="16"/>
-          <w:szCs w:val="16"/>
-        </w:rPr>
-      </w:pPr>
-      <w:r>
-        <w:rPr>
-          <w:sz w:val="16"/>
-          <w:szCs w:val="16"/>
-        </w:rPr>
-        <w:t>--     -- 2. Use RETURN QUERY to send the final result out</w:t>
-      </w:r>
-    </w:p>
-    <w:p>
-      <w:pPr>
-        <w:tabs>
-          <w:tab w:val="left" w:pos="1130"/>
-        </w:tabs>
-        <w:rPr>
-          <w:sz w:val="16"/>
-          <w:szCs w:val="16"/>
-        </w:rPr>
-      </w:pPr>
-      <w:r>
-        <w:rPr>
-          <w:sz w:val="16"/>
-          <w:szCs w:val="16"/>
-        </w:rPr>
-        <w:t>--     RETURN QUERY</w:t>
-      </w:r>
-    </w:p>
-    <w:p>
-      <w:pPr>
-        <w:tabs>
-          <w:tab w:val="left" w:pos="1130"/>
-        </w:tabs>
-        <w:rPr>
-          <w:sz w:val="16"/>
-          <w:szCs w:val="16"/>
-        </w:rPr>
-      </w:pPr>
-      <w:r>
-        <w:rPr>
-          <w:sz w:val="16"/>
-          <w:szCs w:val="16"/>
-        </w:rPr>
-        <w:t>--     SELECT TOTAL_CUST, TOTAL_ACTIVE, TOTAL_INACTIVE , customer_name , amt , deliveries;</w:t>
-      </w:r>
-    </w:p>
-    <w:p>
-      <w:pPr>
-        <w:tabs>
-          <w:tab w:val="left" w:pos="1130"/>
-        </w:tabs>
-        <w:rPr>
-          <w:sz w:val="16"/>
-          <w:szCs w:val="16"/>
-        </w:rPr>
-      </w:pPr>
-    </w:p>
-    <w:p>
-      <w:pPr>
-        <w:tabs>
-          <w:tab w:val="left" w:pos="1130"/>
-        </w:tabs>
-        <w:rPr>
-          <w:sz w:val="16"/>
-          <w:szCs w:val="16"/>
-        </w:rPr>
-      </w:pPr>
-      <w:r>
-        <w:rPr>
-          <w:sz w:val="16"/>
-          <w:szCs w:val="16"/>
-        </w:rPr>
-        <w:t>-- END;</w:t>
-      </w:r>
+        <w:t xml:space="preserve">    SELECT COUNT(*) INTO TOTAL_CUST FROM schema_customers.customers;</w:t>
+      </w:r>
+    </w:p>
+    <w:p>
+      <w:pPr>
+        <w:tabs>
+          <w:tab w:val="left" w:pos="1130"/>
+        </w:tabs>
+        <w:rPr>
+          <w:sz w:val="16"/>
+          <w:szCs w:val="16"/>
+        </w:rPr>
+      </w:pPr>
+      <w:r>
+        <w:rPr>
+          <w:sz w:val="16"/>
+          <w:szCs w:val="16"/>
+        </w:rPr>
+        <w:t xml:space="preserve">    SELECT COUNT(*) INTO TOTAL_INACTIVE FROM schema_customers.customers WHERE is_active = false;</w:t>
+      </w:r>
+    </w:p>
+    <w:p>
+      <w:pPr>
+        <w:tabs>
+          <w:tab w:val="left" w:pos="1130"/>
+        </w:tabs>
+        <w:rPr>
+          <w:sz w:val="16"/>
+          <w:szCs w:val="16"/>
+        </w:rPr>
+      </w:pPr>
+      <w:r>
+        <w:rPr>
+          <w:sz w:val="16"/>
+          <w:szCs w:val="16"/>
+        </w:rPr>
+        <w:t xml:space="preserve">    SELECT COUNT(*) INTO TOTAL_ACTIVE FROM schema_customers.customers WHERE is_active = true;</w:t>
+      </w:r>
+    </w:p>
+    <w:p>
+      <w:pPr>
+        <w:tabs>
+          <w:tab w:val="left" w:pos="1130"/>
+        </w:tabs>
+        <w:rPr>
+          <w:sz w:val="16"/>
+          <w:szCs w:val="16"/>
+        </w:rPr>
+      </w:pPr>
+      <w:r>
+        <w:rPr>
+          <w:sz w:val="16"/>
+          <w:szCs w:val="16"/>
+        </w:rPr>
+        <w:tab/>
+        <w:t xml:space="preserve">select c.name , sum(s.price) , count(*) into customer_name,  AMT , deliveries from schema_customers.customers c join schema_sales.sales s on c.cust_id = s.cust_id  where (TO_CHAR(s.created_at, 'YY-MM') = TO_CHAR(CURRENT_DATE, 'YY-MM')) and s.sales_status::varchar &lt;&gt; 'deleted' and c.is_active = true  group by c.cust_id order by sum(s.price) desc limit 1;  </w:t>
+      </w:r>
+    </w:p>
+    <w:p>
+      <w:pPr>
+        <w:tabs>
+          <w:tab w:val="left" w:pos="1130"/>
+        </w:tabs>
+        <w:rPr>
+          <w:sz w:val="16"/>
+          <w:szCs w:val="16"/>
+        </w:rPr>
+      </w:pPr>
+      <w:r>
+        <w:rPr>
+          <w:sz w:val="16"/>
+          <w:szCs w:val="16"/>
+        </w:rPr>
+        <w:t xml:space="preserve">    -- 2. Use RETURN QUERY to send the final result out</w:t>
+      </w:r>
+    </w:p>
+    <w:p>
+      <w:pPr>
+        <w:tabs>
+          <w:tab w:val="left" w:pos="1130"/>
+        </w:tabs>
+        <w:rPr>
+          <w:sz w:val="16"/>
+          <w:szCs w:val="16"/>
+        </w:rPr>
+      </w:pPr>
+      <w:r>
+        <w:rPr>
+          <w:sz w:val="16"/>
+          <w:szCs w:val="16"/>
+        </w:rPr>
+        <w:t xml:space="preserve">    RETURN QUERY</w:t>
+      </w:r>
+    </w:p>
+    <w:p>
+      <w:pPr>
+        <w:tabs>
+          <w:tab w:val="left" w:pos="1130"/>
+        </w:tabs>
+        <w:rPr>
+          <w:sz w:val="16"/>
+          <w:szCs w:val="16"/>
+        </w:rPr>
+      </w:pPr>
+      <w:r>
+        <w:rPr>
+          <w:sz w:val="16"/>
+          <w:szCs w:val="16"/>
+        </w:rPr>
+        <w:t xml:space="preserve">    SELECT TOTAL_CUST, TOTAL_ACTIVE, TOTAL_INACTIVE , customer_name , amt , deliveries;</w:t>
+      </w:r>
+    </w:p>
+    <w:p>
+      <w:pPr>
+        <w:tabs>
+          <w:tab w:val="left" w:pos="1130"/>
+        </w:tabs>
+        <w:rPr>
+          <w:sz w:val="16"/>
+          <w:szCs w:val="16"/>
+        </w:rPr>
+      </w:pPr>
+    </w:p>
+    <w:p>
+      <w:pPr>
+        <w:tabs>
+          <w:tab w:val="left" w:pos="1130"/>
+        </w:tabs>
+        <w:rPr>
+          <w:sz w:val="16"/>
+          <w:szCs w:val="16"/>
+        </w:rPr>
+      </w:pPr>
+      <w:r>
+        <w:rPr>
+          <w:sz w:val="16"/>
+          <w:szCs w:val="16"/>
+        </w:rPr>
+        <w:t>END;</w:t>
+      </w:r>
+    </w:p>
+    <w:p>
+      <w:pPr>
+        <w:tabs>
+          <w:tab w:val="left" w:pos="1130"/>
+        </w:tabs>
+        <w:rPr>
+          <w:sz w:val="16"/>
+          <w:szCs w:val="16"/>
+        </w:rPr>
+      </w:pPr>
     </w:p>
     <w:p>
       <w:pPr>
